--- a/Task3_SecureCodingReview/Secure_Code_Audit_Report.docx
+++ b/Task3_SecureCodingReview/Secure_Code_Audit_Report.docx
@@ -1200,15 +1200,7 @@
                 <w:color w:val="1B1B5D"/>
                 <w:sz w:val="24"/>
               </w:rPr>
-              <w:t xml:space="preserve">Finding </w:t>
-            </w:r>
-            <w:r>
-              <w:rPr>
-                <w:b/>
-                <w:color w:val="1B1B5D"/>
-                <w:sz w:val="24"/>
-              </w:rPr>
-              <w:t>01 — SQL Injection</w:t>
+              <w:t>Finding 01 — SQL Injection</w:t>
             </w:r>
           </w:p>
         </w:tc>
@@ -1545,27 +1537,106 @@
     <w:p>
       <w:pPr>
         <w:spacing w:before="280" w:after="80"/>
+        <w:rPr>
+          <w:color w:val="EE0000"/>
+        </w:rPr>
       </w:pPr>
       <w:r>
         <w:rPr>
           <w:b/>
+          <w:color w:val="EE0000"/>
         </w:rPr>
         <w:t>Vulnerable code:</w:t>
       </w:r>
     </w:p>
     <w:tbl>
       <w:tblPr>
+        <w:tblW w:w="11702" w:type="dxa"/>
+        <w:tblLook w:val="04A0" w:firstRow="1" w:lastRow="0" w:firstColumn="1" w:lastColumn="0" w:noHBand="0" w:noVBand="1"/>
+      </w:tblPr>
+      <w:tblGrid>
+        <w:gridCol w:w="11702"/>
+      </w:tblGrid>
+      <w:tr>
+        <w:trPr>
+          <w:trHeight w:val="918"/>
+        </w:trPr>
+        <w:tc>
+          <w:tcPr>
+            <w:tcW w:w="11702" w:type="dxa"/>
+            <w:tcBorders>
+              <w:top w:val="single" w:sz="4" w:space="0" w:color="D3D3D3"/>
+              <w:left w:val="single" w:sz="4" w:space="0" w:color="D3D3D3"/>
+              <w:bottom w:val="single" w:sz="4" w:space="0" w:color="D3D3D3"/>
+              <w:right w:val="single" w:sz="4" w:space="0" w:color="D3D3D3"/>
+            </w:tcBorders>
+            <w:shd w:val="clear" w:color="auto" w:fill="F5F5F5"/>
+            <w:tcMar>
+              <w:top w:w="100" w:type="dxa"/>
+              <w:left w:w="150" w:type="dxa"/>
+              <w:bottom w:w="100" w:type="dxa"/>
+              <w:right w:w="150" w:type="dxa"/>
+            </w:tcMar>
+          </w:tcPr>
+          <w:p>
+            <w:pPr>
+              <w:spacing w:after="0"/>
+              <w:rPr>
+                <w:b/>
+                <w:bCs/>
+                <w:sz w:val="28"/>
+                <w:szCs w:val="28"/>
+              </w:rPr>
+            </w:pPr>
+            <w:r>
+              <w:rPr>
+                <w:rFonts w:ascii="Courier New" w:hAnsi="Courier New"/>
+                <w:b/>
+                <w:bCs/>
+                <w:sz w:val="28"/>
+                <w:szCs w:val="28"/>
+              </w:rPr>
+              <w:t>query = "SELECT * FROM users WHERE username = '" + username + "'"</w:t>
+            </w:r>
+            <w:r>
+              <w:rPr>
+                <w:rFonts w:ascii="Courier New" w:hAnsi="Courier New"/>
+                <w:b/>
+                <w:bCs/>
+                <w:sz w:val="28"/>
+                <w:szCs w:val="28"/>
+              </w:rPr>
+              <w:br/>
+              <w:t>cursor.execute(query)</w:t>
+            </w:r>
+          </w:p>
+        </w:tc>
+      </w:tr>
+    </w:tbl>
+    <w:p>
+      <w:pPr>
+        <w:spacing w:before="200" w:after="80"/>
+        <w:rPr>
+          <w:color w:val="00B050"/>
+        </w:rPr>
+      </w:pPr>
+      <w:r>
+        <w:rPr>
+          <w:b/>
+          <w:color w:val="00B050"/>
+        </w:rPr>
+        <w:t>Fixed code:</w:t>
+      </w:r>
+    </w:p>
+    <w:tbl>
+      <w:tblPr>
         <w:tblW w:w="0" w:type="auto"/>
-        <w:jc w:val="center"/>
         <w:tblLook w:val="04A0" w:firstRow="1" w:lastRow="0" w:firstColumn="1" w:lastColumn="0" w:noHBand="0" w:noVBand="1"/>
       </w:tblPr>
       <w:tblGrid>
         <w:gridCol w:w="10080"/>
       </w:tblGrid>
       <w:tr>
-        <w:trPr>
-          <w:jc w:val="center"/>
-        </w:trPr>
         <w:tc>
           <w:tcPr>
             <w:tcW w:w="10080" w:type="dxa"/>
@@ -1586,82 +1657,30 @@
           <w:p>
             <w:pPr>
               <w:spacing w:after="0"/>
+              <w:rPr>
+                <w:b/>
+                <w:bCs/>
+                <w:sz w:val="28"/>
+                <w:szCs w:val="28"/>
+              </w:rPr>
             </w:pPr>
             <w:r>
               <w:rPr>
                 <w:rFonts w:ascii="Courier New" w:hAnsi="Courier New"/>
-                <w:sz w:val="20"/>
-              </w:rPr>
-              <w:t>query = "SELECT * FROM users WHERE username = '" + username + "'"</w:t>
-            </w:r>
-            <w:r>
-              <w:rPr>
-                <w:rFonts w:ascii="Courier New" w:hAnsi="Courier New"/>
-                <w:sz w:val="20"/>
-              </w:rPr>
-              <w:br/>
-              <w:t>cursor.execute(query)</w:t>
-            </w:r>
-          </w:p>
-        </w:tc>
-      </w:tr>
-    </w:tbl>
-    <w:p>
-      <w:pPr>
-        <w:spacing w:before="200" w:after="80"/>
-      </w:pPr>
-      <w:r>
-        <w:rPr>
-          <w:b/>
-        </w:rPr>
-        <w:t>Fixed code:</w:t>
-      </w:r>
-    </w:p>
-    <w:tbl>
-      <w:tblPr>
-        <w:tblW w:w="0" w:type="auto"/>
-        <w:jc w:val="center"/>
-        <w:tblLook w:val="04A0" w:firstRow="1" w:lastRow="0" w:firstColumn="1" w:lastColumn="0" w:noHBand="0" w:noVBand="1"/>
-      </w:tblPr>
-      <w:tblGrid>
-        <w:gridCol w:w="10080"/>
-      </w:tblGrid>
-      <w:tr>
-        <w:trPr>
-          <w:jc w:val="center"/>
-        </w:trPr>
-        <w:tc>
-          <w:tcPr>
-            <w:tcW w:w="10080" w:type="dxa"/>
-            <w:tcBorders>
-              <w:top w:val="single" w:sz="4" w:space="0" w:color="D3D3D3"/>
-              <w:left w:val="single" w:sz="4" w:space="0" w:color="D3D3D3"/>
-              <w:bottom w:val="single" w:sz="4" w:space="0" w:color="D3D3D3"/>
-              <w:right w:val="single" w:sz="4" w:space="0" w:color="D3D3D3"/>
-            </w:tcBorders>
-            <w:shd w:val="clear" w:color="auto" w:fill="F5F5F5"/>
-            <w:tcMar>
-              <w:top w:w="100" w:type="dxa"/>
-              <w:left w:w="150" w:type="dxa"/>
-              <w:bottom w:w="100" w:type="dxa"/>
-              <w:right w:w="150" w:type="dxa"/>
-            </w:tcMar>
-          </w:tcPr>
-          <w:p>
-            <w:pPr>
-              <w:spacing w:after="0"/>
-            </w:pPr>
-            <w:r>
-              <w:rPr>
-                <w:rFonts w:ascii="Courier New" w:hAnsi="Courier New"/>
-                <w:sz w:val="20"/>
+                <w:b/>
+                <w:bCs/>
+                <w:sz w:val="28"/>
+                <w:szCs w:val="28"/>
               </w:rPr>
               <w:t>query = "SELECT * FROM users WHERE username = ?"</w:t>
             </w:r>
             <w:r>
               <w:rPr>
                 <w:rFonts w:ascii="Courier New" w:hAnsi="Courier New"/>
-                <w:sz w:val="20"/>
+                <w:b/>
+                <w:bCs/>
+                <w:sz w:val="28"/>
+                <w:szCs w:val="28"/>
               </w:rPr>
               <w:br/>
               <w:t>cursor.execute(query, (username,))</w:t>
@@ -1710,15 +1729,7 @@
                 <w:sz w:val="24"/>
               </w:rPr>
               <w:lastRenderedPageBreak/>
-              <w:t xml:space="preserve">Finding </w:t>
-            </w:r>
-            <w:r>
-              <w:rPr>
-                <w:b/>
-                <w:color w:val="1B1B5D"/>
-                <w:sz w:val="24"/>
-              </w:rPr>
-              <w:t>02 — Broken Authentication + Sensitive Data Exposure</w:t>
+              <w:t>Finding 02 — Broken Authentication + Sensitive Data Exposure</w:t>
             </w:r>
           </w:p>
         </w:tc>
@@ -2182,12 +2193,6 @@
                 <w:sz w:val="20"/>
               </w:rPr>
               <w:br/>
-            </w:r>
-            <w:r>
-              <w:rPr>
-                <w:rFonts w:ascii="Courier New" w:hAnsi="Courier New"/>
-                <w:sz w:val="20"/>
-              </w:rPr>
               <w:t xml:space="preserve">    logging.info(f"Login success: username={username}")  # no password logged</w:t>
             </w:r>
             <w:r>
@@ -2242,15 +2247,7 @@
                 <w:sz w:val="24"/>
               </w:rPr>
               <w:lastRenderedPageBreak/>
-              <w:t xml:space="preserve">Finding </w:t>
-            </w:r>
-            <w:r>
-              <w:rPr>
-                <w:b/>
-                <w:color w:val="1B1B5D"/>
-                <w:sz w:val="24"/>
-              </w:rPr>
-              <w:t>03 — Reflected XSS + Security Misconfiguration</w:t>
+              <w:t>Finding 03 — Reflected XSS + Security Misconfiguration</w:t>
             </w:r>
           </w:p>
         </w:tc>
@@ -2587,27 +2584,87 @@
     <w:p>
       <w:pPr>
         <w:spacing w:before="280" w:after="80"/>
+        <w:rPr>
+          <w:color w:val="EE0000"/>
+        </w:rPr>
       </w:pPr>
       <w:r>
         <w:rPr>
           <w:b/>
+          <w:color w:val="EE0000"/>
         </w:rPr>
         <w:t>Vulnerable code:</w:t>
       </w:r>
     </w:p>
     <w:tbl>
       <w:tblPr>
+        <w:tblW w:w="11163" w:type="dxa"/>
+        <w:tblLook w:val="04A0" w:firstRow="1" w:lastRow="0" w:firstColumn="1" w:lastColumn="0" w:noHBand="0" w:noVBand="1"/>
+      </w:tblPr>
+      <w:tblGrid>
+        <w:gridCol w:w="11163"/>
+      </w:tblGrid>
+      <w:tr>
+        <w:trPr>
+          <w:trHeight w:val="1084"/>
+        </w:trPr>
+        <w:tc>
+          <w:tcPr>
+            <w:tcW w:w="11163" w:type="dxa"/>
+            <w:tcBorders>
+              <w:top w:val="single" w:sz="4" w:space="0" w:color="D3D3D3"/>
+              <w:left w:val="single" w:sz="4" w:space="0" w:color="D3D3D3"/>
+              <w:bottom w:val="single" w:sz="4" w:space="0" w:color="D3D3D3"/>
+              <w:right w:val="single" w:sz="4" w:space="0" w:color="D3D3D3"/>
+            </w:tcBorders>
+            <w:shd w:val="clear" w:color="auto" w:fill="F5F5F5"/>
+            <w:tcMar>
+              <w:top w:w="100" w:type="dxa"/>
+              <w:left w:w="150" w:type="dxa"/>
+              <w:bottom w:w="100" w:type="dxa"/>
+              <w:right w:w="150" w:type="dxa"/>
+            </w:tcMar>
+          </w:tcPr>
+          <w:p>
+            <w:pPr>
+              <w:spacing w:after="0"/>
+              <w:jc w:val="center"/>
+            </w:pPr>
+            <w:r>
+              <w:rPr>
+                <w:rFonts w:ascii="Courier New" w:hAnsi="Courier New"/>
+                <w:b/>
+                <w:bCs/>
+                <w:sz w:val="28"/>
+                <w:szCs w:val="28"/>
+              </w:rPr>
+              <w:t>return f"&lt;h2&gt;Results for: {query}&lt;/h2&gt;"  # unescaped input - XSS</w:t>
+            </w:r>
+            <w:r>
+              <w:rPr>
+                <w:rFonts w:ascii="Courier New" w:hAnsi="Courier New"/>
+                <w:b/>
+                <w:bCs/>
+                <w:sz w:val="28"/>
+                <w:szCs w:val="28"/>
+              </w:rPr>
+              <w:br/>
+              <w:t>app.run(debug=True)  # exposes Python console in production</w:t>
+            </w:r>
+          </w:p>
+        </w:tc>
+      </w:tr>
+    </w:tbl>
+    <w:tbl>
+      <w:tblPr>
+        <w:tblpPr w:leftFromText="141" w:rightFromText="141" w:vertAnchor="text" w:horzAnchor="margin" w:tblpY="816"/>
         <w:tblW w:w="0" w:type="auto"/>
-        <w:jc w:val="center"/>
         <w:tblLook w:val="04A0" w:firstRow="1" w:lastRow="0" w:firstColumn="1" w:lastColumn="0" w:noHBand="0" w:noVBand="1"/>
       </w:tblPr>
       <w:tblGrid>
         <w:gridCol w:w="10080"/>
       </w:tblGrid>
       <w:tr>
-        <w:trPr>
-          <w:jc w:val="center"/>
-        </w:trPr>
         <w:tc>
           <w:tcPr>
             <w:tcW w:w="10080" w:type="dxa"/>
@@ -2628,21 +2685,44 @@
           <w:p>
             <w:pPr>
               <w:spacing w:after="0"/>
+              <w:rPr>
+                <w:b/>
+                <w:bCs/>
+                <w:sz w:val="28"/>
+                <w:szCs w:val="28"/>
+              </w:rPr>
             </w:pPr>
             <w:r>
               <w:rPr>
                 <w:rFonts w:ascii="Courier New" w:hAnsi="Courier New"/>
-                <w:sz w:val="20"/>
+                <w:b/>
+                <w:bCs/>
+                <w:sz w:val="28"/>
+                <w:szCs w:val="28"/>
               </w:rPr>
-              <w:t>return f"&lt;h2&gt;Results for: {query}&lt;/h2&gt;"  # unescaped input - XSS</w:t>
+              <w:t>safe_query = escape(query)  # converts &lt; &gt; to &amp;lt; &amp;gt;</w:t>
             </w:r>
             <w:r>
               <w:rPr>
                 <w:rFonts w:ascii="Courier New" w:hAnsi="Courier New"/>
-                <w:sz w:val="20"/>
+                <w:b/>
+                <w:bCs/>
+                <w:sz w:val="28"/>
+                <w:szCs w:val="28"/>
               </w:rPr>
               <w:br/>
-              <w:t>app.run(debug=True)  # exposes Python console in production</w:t>
+              <w:t>return f"&lt;h2&gt;Results for: {safe_query}&lt;/h2&gt;"</w:t>
+            </w:r>
+            <w:r>
+              <w:rPr>
+                <w:rFonts w:ascii="Courier New" w:hAnsi="Courier New"/>
+                <w:b/>
+                <w:bCs/>
+                <w:sz w:val="28"/>
+                <w:szCs w:val="28"/>
+              </w:rPr>
+              <w:br/>
+              <w:t>app.run(debug=False)</w:t>
             </w:r>
           </w:p>
         </w:tc>
@@ -2651,75 +2731,18 @@
     <w:p>
       <w:pPr>
         <w:spacing w:before="200" w:after="80"/>
+        <w:rPr>
+          <w:color w:val="00B050"/>
+        </w:rPr>
       </w:pPr>
       <w:r>
         <w:rPr>
           <w:b/>
+          <w:color w:val="00B050"/>
         </w:rPr>
         <w:t>Fixed code:</w:t>
       </w:r>
     </w:p>
-    <w:tbl>
-      <w:tblPr>
-        <w:tblW w:w="0" w:type="auto"/>
-        <w:jc w:val="center"/>
-        <w:tblLook w:val="04A0" w:firstRow="1" w:lastRow="0" w:firstColumn="1" w:lastColumn="0" w:noHBand="0" w:noVBand="1"/>
-      </w:tblPr>
-      <w:tblGrid>
-        <w:gridCol w:w="10080"/>
-      </w:tblGrid>
-      <w:tr>
-        <w:trPr>
-          <w:jc w:val="center"/>
-        </w:trPr>
-        <w:tc>
-          <w:tcPr>
-            <w:tcW w:w="10080" w:type="dxa"/>
-            <w:tcBorders>
-              <w:top w:val="single" w:sz="4" w:space="0" w:color="D3D3D3"/>
-              <w:left w:val="single" w:sz="4" w:space="0" w:color="D3D3D3"/>
-              <w:bottom w:val="single" w:sz="4" w:space="0" w:color="D3D3D3"/>
-              <w:right w:val="single" w:sz="4" w:space="0" w:color="D3D3D3"/>
-            </w:tcBorders>
-            <w:shd w:val="clear" w:color="auto" w:fill="F5F5F5"/>
-            <w:tcMar>
-              <w:top w:w="100" w:type="dxa"/>
-              <w:left w:w="150" w:type="dxa"/>
-              <w:bottom w:w="100" w:type="dxa"/>
-              <w:right w:w="150" w:type="dxa"/>
-            </w:tcMar>
-          </w:tcPr>
-          <w:p>
-            <w:pPr>
-              <w:spacing w:after="0"/>
-            </w:pPr>
-            <w:r>
-              <w:rPr>
-                <w:rFonts w:ascii="Courier New" w:hAnsi="Courier New"/>
-                <w:sz w:val="20"/>
-              </w:rPr>
-              <w:t>safe_query = escape(query)  # converts &lt; &gt; to &amp;lt; &amp;gt;</w:t>
-            </w:r>
-            <w:r>
-              <w:rPr>
-                <w:rFonts w:ascii="Courier New" w:hAnsi="Courier New"/>
-                <w:sz w:val="20"/>
-              </w:rPr>
-              <w:br/>
-              <w:t>return f"&lt;h2&gt;Results for: {safe_query}&lt;/h2&gt;"</w:t>
-            </w:r>
-            <w:r>
-              <w:rPr>
-                <w:rFonts w:ascii="Courier New" w:hAnsi="Courier New"/>
-                <w:sz w:val="20"/>
-              </w:rPr>
-              <w:br/>
-              <w:t>app.run(debug=False)</w:t>
-            </w:r>
-          </w:p>
-        </w:tc>
-      </w:tr>
-    </w:tbl>
     <w:p>
       <w:r>
         <w:br w:type="page"/>
